--- a/docx/installationmanual.docx
+++ b/docx/installationmanual.docx
@@ -230,6 +230,61 @@
           <w:sz w:val="20"/>
         </w:rPr>
         <w:t>The AgriTrace application is engineered as a lightweight, high-performance serverless web platform utilizing modern ES Modules (ECMAScript 6+), Vanilla CSS3 variables, Google Firebase Authentication, and Cloud Firestore. It requires zero compilation, bundlers, or heavy runtime frameworks, ensuring rapid deployment and extreme reliability.</w:t>
+      </w:r>
+    </w:p>
+    <w:p>
+      <w:pPr>
+        <w:spacing w:before="160" w:after="60"/>
+        <w:jc w:val="center"/>
+      </w:pPr>
+      <w:r>
+        <w:drawing>
+          <wp:inline xmlns:a="http://schemas.openxmlformats.org/drawingml/2006/main" xmlns:pic="http://schemas.openxmlformats.org/drawingml/2006/picture">
+            <wp:extent cx="5669280" cy="3644537"/>
+            <wp:docPr id="1" name="Picture 1"/>
+            <wp:cNvGraphicFramePr>
+              <a:graphicFrameLocks noChangeAspect="1"/>
+            </wp:cNvGraphicFramePr>
+            <a:graphic>
+              <a:graphicData uri="http://schemas.openxmlformats.org/drawingml/2006/picture">
+                <pic:pic>
+                  <pic:nvPicPr>
+                    <pic:cNvPr id="0" name="06_installation_deployment_pipeline.png"/>
+                    <pic:cNvPicPr/>
+                  </pic:nvPicPr>
+                  <pic:blipFill>
+                    <a:blip r:embed="rId11"/>
+                    <a:stretch>
+                      <a:fillRect/>
+                    </a:stretch>
+                  </pic:blipFill>
+                  <pic:spPr>
+                    <a:xfrm>
+                      <a:off x="0" y="0"/>
+                      <a:ext cx="5669280" cy="3644537"/>
+                    </a:xfrm>
+                    <a:prstGeom prst="rect"/>
+                  </pic:spPr>
+                </pic:pic>
+              </a:graphicData>
+            </a:graphic>
+          </wp:inline>
+        </w:drawing>
+      </w:r>
+    </w:p>
+    <w:p>
+      <w:pPr>
+        <w:spacing w:before="0" w:after="240"/>
+        <w:jc w:val="center"/>
+      </w:pPr>
+      <w:r>
+        <w:rPr>
+          <w:rFonts w:ascii="Calibri" w:hAnsi="Calibri"/>
+          <w:i/>
+          <w:color w:val="64748B"/>
+          <w:sz w:val="17"/>
+        </w:rPr>
+        <w:t>Figure: Technical Installation &amp; Production Deployment Pipeline Architecture</w:t>
       </w:r>
     </w:p>
     <w:tbl>
@@ -662,7 +717,7 @@
         <w:drawing>
           <wp:inline xmlns:a="http://schemas.openxmlformats.org/drawingml/2006/main" xmlns:pic="http://schemas.openxmlformats.org/drawingml/2006/picture">
             <wp:extent cx="5486400" cy="4114800"/>
-            <wp:docPr id="1" name="Picture 1"/>
+            <wp:docPr id="2" name="Picture 2"/>
             <wp:cNvGraphicFramePr>
               <a:graphicFrameLocks noChangeAspect="1"/>
             </wp:cNvGraphicFramePr>
@@ -674,7 +729,7 @@
                     <pic:cNvPicPr/>
                   </pic:nvPicPr>
                   <pic:blipFill>
-                    <a:blip r:embed="rId11"/>
+                    <a:blip r:embed="rId12"/>
                     <a:stretch>
                       <a:fillRect/>
                     </a:stretch>
@@ -1000,109 +1055,8 @@
           <w:color w:val="1E293B"/>
           <w:sz w:val="20"/>
         </w:rPr>
-        <w:t>Copy and paste the project's firestore.rules into the Firestore Rules tab in the console. These rules enforce role validation and wholesaler accreditation checks:</w:t>
+        <w:t>Copy and paste the project's firestore.rules into the Firestore Rules tab in the console. These rules enforce role validation and wholesaler accreditation checks. Non-accredited wholesalers cannot advance orders to verified status.</w:t>
       </w:r>
-    </w:p>
-    <w:tbl>
-      <w:tblPr>
-        <w:tblW w:type="auto" w:w="0"/>
-        <w:jc w:val="center"/>
-        <w:tblLayout w:type="fixed"/>
-        <w:tblLook w:firstColumn="1" w:firstRow="1" w:lastColumn="0" w:lastRow="0" w:noHBand="0" w:noVBand="1" w:val="04A0"/>
-      </w:tblPr>
-      <w:tblGrid>
-        <w:gridCol w:w="9360"/>
-      </w:tblGrid>
-      <w:tr>
-        <w:tc>
-          <w:tcPr>
-            <w:tcW w:type="dxa" w:w="9360"/>
-            <w:shd w:fill="0F172A"/>
-            <w:tcMar>
-              <w:top w:w="140" w:type="dxa"/>
-              <w:bottom w:w="140" w:type="dxa"/>
-              <w:left w:w="180" w:type="dxa"/>
-              <w:right w:w="180" w:type="dxa"/>
-            </w:tcMar>
-          </w:tcPr>
-          <w:p>
-            <w:pPr>
-              <w:spacing w:before="0" w:after="80"/>
-            </w:pPr>
-            <w:r>
-              <w:rPr>
-                <w:rFonts w:ascii="Consolas" w:hAnsi="Consolas"/>
-                <w:b/>
-                <w:color w:val="38BDF8"/>
-                <w:sz w:val="17"/>
-              </w:rPr>
-              <w:t>ARCHITECTURE FLOW DIAGRAM: Firestore Role Security Schema</w:t>
-              <w:br/>
-            </w:r>
-            <w:r>
-              <w:rPr>
-                <w:rFonts w:ascii="Consolas" w:hAnsi="Consolas"/>
-                <w:color w:val="F1F5F9"/>
-                <w:sz w:val="16"/>
-              </w:rPr>
-              <w:t>rules_version = '2';</w:t>
-              <w:br/>
-              <w:t>service cloud.firestore {</w:t>
-              <w:br/>
-              <w:t xml:space="preserve">  match /databases/{database}/documents {</w:t>
-              <w:br/>
-              <w:t xml:space="preserve">    function isSignedIn() { return request.auth != null; }</w:t>
-              <w:br/>
-              <w:t xml:space="preserve">    function getUserData() { return get(/databases/$(database)/documents/users/$(request.auth.uid)).data; }</w:t>
-              <w:br/>
-              <w:t xml:space="preserve">    function hasRole(r) { return isSignedIn() &amp;&amp; getUserData().role == r; }</w:t>
-              <w:br/>
-              <w:t xml:space="preserve">    function isApprovedWholesaler() { return hasRole('wholesaler') &amp;&amp; getUserData().approved == true; }</w:t>
-              <w:br/>
-              <w:t xml:space="preserve">    function isAdmin() { return hasRole('admin'); }</w:t>
-              <w:br/>
-              <w:t xml:space="preserve">    </w:t>
-              <w:br/>
-              <w:t xml:space="preserve">    match /users/{userId} {</w:t>
-              <w:br/>
-              <w:t xml:space="preserve">      allow read: if isSignedIn();</w:t>
-              <w:br/>
-              <w:t xml:space="preserve">      allow create: if isSignedIn() &amp;&amp; request.auth.uid == userId;</w:t>
-              <w:br/>
-              <w:t xml:space="preserve">      allow update: if isSignedIn() &amp;&amp; (request.auth.uid == userId || isAdmin());</w:t>
-              <w:br/>
-              <w:t xml:space="preserve">    }</w:t>
-              <w:br/>
-              <w:t xml:space="preserve">    match /products/{productId} {</w:t>
-              <w:br/>
-              <w:t xml:space="preserve">      allow read: if true;</w:t>
-              <w:br/>
-              <w:t xml:space="preserve">      allow write: if hasRole('farmer') || isAdmin();</w:t>
-              <w:br/>
-              <w:t xml:space="preserve">    }</w:t>
-              <w:br/>
-              <w:t xml:space="preserve">    match /orders/{orderId} {</w:t>
-              <w:br/>
-              <w:t xml:space="preserve">      allow read: if isSignedIn();</w:t>
-              <w:br/>
-              <w:t xml:space="preserve">      allow create: if hasRole('customer');</w:t>
-              <w:br/>
-              <w:t xml:space="preserve">      allow update: if hasRole('farmer') || isApprovedWholesaler() || hasRole('driver') || isAdmin();</w:t>
-              <w:br/>
-              <w:t xml:space="preserve">    }</w:t>
-              <w:br/>
-              <w:t xml:space="preserve">  }</w:t>
-              <w:br/>
-              <w:t>}</w:t>
-            </w:r>
-          </w:p>
-        </w:tc>
-      </w:tr>
-    </w:tbl>
-    <w:p>
-      <w:pPr>
-        <w:spacing w:after="120"/>
-      </w:pPr>
     </w:p>
     <w:p>
       <w:pPr>
@@ -1367,73 +1321,74 @@
         <w:t>The repository contains an automated Node.js test suite verifying 31 critical checkpoints across unit logic, system workflows, and production SEO compliance:</w:t>
       </w:r>
     </w:p>
-    <w:tbl>
-      <w:tblPr>
-        <w:tblW w:type="auto" w:w="0"/>
-        <w:jc w:val="center"/>
-        <w:tblLayout w:type="fixed"/>
-        <w:tblLook w:firstColumn="1" w:firstRow="1" w:lastColumn="0" w:lastRow="0" w:noHBand="0" w:noVBand="1" w:val="04A0"/>
-      </w:tblPr>
-      <w:tblGrid>
-        <w:gridCol w:w="9360"/>
-      </w:tblGrid>
-      <w:tr>
-        <w:tc>
-          <w:tcPr>
-            <w:tcW w:type="dxa" w:w="9360"/>
-            <w:shd w:fill="0F172A"/>
-            <w:tcMar>
-              <w:top w:w="140" w:type="dxa"/>
-              <w:bottom w:w="140" w:type="dxa"/>
-              <w:left w:w="180" w:type="dxa"/>
-              <w:right w:w="180" w:type="dxa"/>
-            </w:tcMar>
-          </w:tcPr>
-          <w:p>
-            <w:pPr>
-              <w:spacing w:before="0" w:after="80"/>
-            </w:pPr>
-            <w:r>
-              <w:rPr>
-                <w:rFonts w:ascii="Consolas" w:hAnsi="Consolas"/>
-                <w:b/>
-                <w:color w:val="38BDF8"/>
-                <w:sz w:val="17"/>
-              </w:rPr>
-              <w:t>ARCHITECTURE FLOW DIAGRAM: Automated Test Suite Execution Log</w:t>
-              <w:br/>
-            </w:r>
-            <w:r>
-              <w:rPr>
-                <w:rFonts w:ascii="Consolas" w:hAnsi="Consolas"/>
-                <w:color w:val="F1F5F9"/>
-                <w:sz w:val="16"/>
-              </w:rPr>
-              <w:t>&gt; node tests/unit_tests.js</w:t>
-              <w:br/>
-              <w:t xml:space="preserve">  ✔ 8/8 Unit Tests Passed (Form validation, quantities, totals, AUD currency formatting)</w:t>
-              <w:br/>
-              <w:br/>
-              <w:t>&gt; node tests/system_integration_tests.js</w:t>
-              <w:br/>
-              <w:t xml:space="preserve">  ✔ 14/14 System Tests Passed (Auth sync, stock deduction, lifecycle, UAT roles)</w:t>
-              <w:br/>
-              <w:br/>
-              <w:t>&gt; node tests/seo_audit.js</w:t>
-              <w:br/>
-              <w:t xml:space="preserve">  ✔ 9/9 SEO Audits Passed (robots.txt, sitemap.xml, Open Graph tags, single H1)</w:t>
-              <w:br/>
-              <w:br/>
-              <w:t>SUMMARY: 31/31 TESTS PASSED (100% SUCCESS RATE)</w:t>
-            </w:r>
-          </w:p>
-        </w:tc>
-      </w:tr>
-    </w:tbl>
     <w:p>
       <w:pPr>
-        <w:spacing w:after="120"/>
+        <w:pStyle w:val="ListBullet"/>
+        <w:spacing w:before="0" w:after="60" w:line="276" w:lineRule="auto"/>
       </w:pPr>
+      <w:r>
+        <w:rPr>
+          <w:rFonts w:ascii="Calibri" w:hAnsi="Calibri"/>
+          <w:b/>
+          <w:color w:val="1E293B"/>
+          <w:sz w:val="20"/>
+        </w:rPr>
+        <w:t xml:space="preserve">Suite 1: </w:t>
+      </w:r>
+      <w:r>
+        <w:rPr>
+          <w:rFonts w:ascii="Calibri" w:hAnsi="Calibri"/>
+          <w:color w:val="1E293B"/>
+          <w:sz w:val="20"/>
+        </w:rPr>
+        <w:t>Unit Tests (tests/unit_tests.js): 8/8 Passed (Form validation, AUD currency formatting, stock boundaries)</w:t>
+      </w:r>
+    </w:p>
+    <w:p>
+      <w:pPr>
+        <w:pStyle w:val="ListBullet"/>
+        <w:spacing w:before="0" w:after="60" w:line="276" w:lineRule="auto"/>
+      </w:pPr>
+      <w:r>
+        <w:rPr>
+          <w:rFonts w:ascii="Calibri" w:hAnsi="Calibri"/>
+          <w:b/>
+          <w:color w:val="1E293B"/>
+          <w:sz w:val="20"/>
+        </w:rPr>
+        <w:t xml:space="preserve">Suite 2: </w:t>
+      </w:r>
+      <w:r>
+        <w:rPr>
+          <w:rFonts w:ascii="Calibri" w:hAnsi="Calibri"/>
+          <w:color w:val="1E293B"/>
+          <w:sz w:val="20"/>
+        </w:rPr>
+        <w:t>System Tests (tests/system_integration_tests.js): 14/14 Passed (Atomic stock deductions, 7-stage lifecycle, UAT)</w:t>
+      </w:r>
+    </w:p>
+    <w:p>
+      <w:pPr>
+        <w:pStyle w:val="ListBullet"/>
+        <w:spacing w:before="0" w:after="60" w:line="276" w:lineRule="auto"/>
+      </w:pPr>
+      <w:r>
+        <w:rPr>
+          <w:rFonts w:ascii="Calibri" w:hAnsi="Calibri"/>
+          <w:b/>
+          <w:color w:val="1E293B"/>
+          <w:sz w:val="20"/>
+        </w:rPr>
+        <w:t xml:space="preserve">Suite 3: </w:t>
+      </w:r>
+      <w:r>
+        <w:rPr>
+          <w:rFonts w:ascii="Calibri" w:hAnsi="Calibri"/>
+          <w:color w:val="1E293B"/>
+          <w:sz w:val="20"/>
+        </w:rPr>
+        <w:t>SEO Audits (tests/seo_audit.js): 9/9 Passed (robots.txt, sitemap.xml, Open Graph tags, single H1 compliance)</w:t>
+      </w:r>
     </w:p>
     <w:p>
       <w:pPr>
@@ -1444,7 +1399,7 @@
         <w:drawing>
           <wp:inline xmlns:a="http://schemas.openxmlformats.org/drawingml/2006/main" xmlns:pic="http://schemas.openxmlformats.org/drawingml/2006/picture">
             <wp:extent cx="5486400" cy="3383280"/>
-            <wp:docPr id="2" name="Picture 2"/>
+            <wp:docPr id="3" name="Picture 3"/>
             <wp:cNvGraphicFramePr>
               <a:graphicFrameLocks noChangeAspect="1"/>
             </wp:cNvGraphicFramePr>
@@ -1456,7 +1411,7 @@
                     <pic:cNvPicPr/>
                   </pic:nvPicPr>
                   <pic:blipFill>
-                    <a:blip r:embed="rId12"/>
+                    <a:blip r:embed="rId13"/>
                     <a:stretch>
                       <a:fillRect/>
                     </a:stretch>
@@ -1499,7 +1454,7 @@
         <w:drawing>
           <wp:inline xmlns:a="http://schemas.openxmlformats.org/drawingml/2006/main" xmlns:pic="http://schemas.openxmlformats.org/drawingml/2006/picture">
             <wp:extent cx="5486400" cy="5138057"/>
-            <wp:docPr id="3" name="Picture 3"/>
+            <wp:docPr id="4" name="Picture 4"/>
             <wp:cNvGraphicFramePr>
               <a:graphicFrameLocks noChangeAspect="1"/>
             </wp:cNvGraphicFramePr>
@@ -1511,7 +1466,7 @@
                     <pic:cNvPicPr/>
                   </pic:nvPicPr>
                   <pic:blipFill>
-                    <a:blip r:embed="rId13"/>
+                    <a:blip r:embed="rId14"/>
                     <a:stretch>
                       <a:fillRect/>
                     </a:stretch>
@@ -1554,7 +1509,7 @@
         <w:drawing>
           <wp:inline xmlns:a="http://schemas.openxmlformats.org/drawingml/2006/main" xmlns:pic="http://schemas.openxmlformats.org/drawingml/2006/picture">
             <wp:extent cx="5486400" cy="4005676"/>
-            <wp:docPr id="4" name="Picture 4"/>
+            <wp:docPr id="5" name="Picture 5"/>
             <wp:cNvGraphicFramePr>
               <a:graphicFrameLocks noChangeAspect="1"/>
             </wp:cNvGraphicFramePr>
@@ -1566,7 +1521,7 @@
                     <pic:cNvPicPr/>
                   </pic:nvPicPr>
                   <pic:blipFill>
-                    <a:blip r:embed="rId14"/>
+                    <a:blip r:embed="rId15"/>
                     <a:stretch>
                       <a:fillRect/>
                     </a:stretch>
